--- a/Teacher Toolkit/Lesson Plan (week by week).docx
+++ b/Teacher Toolkit/Lesson Plan (week by week).docx
@@ -7,65 +7,103 @@
         <w:pStyle w:val="Heading1"/>
       </w:pPr>
       <w:r>
+        <w:rPr>
+          <w:b w:val="0"/>
+          <w:i w:val="0"/>
+        </w:rPr>
         <w:t>Medium-Term Plan &amp; Lesson Resource Map — Year 12 (L6), 2026/27</w:t>
       </w:r>
     </w:p>
     <w:p>
       <w:r>
+        <w:rPr>
+          <w:b w:val="0"/>
+          <w:i w:val="0"/>
+        </w:rPr>
         <w:t xml:space="preserve">Maps each week of the </w:t>
       </w:r>
       <w:r>
         <w:rPr>
           <w:b/>
+          <w:i w:val="0"/>
         </w:rPr>
         <w:t>L6 CMP scheme of work</w:t>
       </w:r>
       <w:r>
+        <w:rPr>
+          <w:b w:val="0"/>
+          <w:i w:val="0"/>
+        </w:rPr>
         <w:t xml:space="preserve"> to the resources in this toolkit: which </w:t>
       </w:r>
       <w:r>
         <w:rPr>
           <w:b/>
+          <w:i w:val="0"/>
         </w:rPr>
         <w:t>lesson PowerPoint</w:t>
       </w:r>
       <w:r>
+        <w:rPr>
+          <w:b w:val="0"/>
+          <w:i w:val="0"/>
+        </w:rPr>
         <w:t xml:space="preserve"> to teach from, the </w:t>
       </w:r>
       <w:r>
         <w:rPr>
           <w:b/>
+          <w:i w:val="0"/>
         </w:rPr>
         <w:t>in-class / practice</w:t>
       </w:r>
       <w:r>
+        <w:rPr>
+          <w:b w:val="0"/>
+          <w:i w:val="0"/>
+        </w:rPr>
         <w:t xml:space="preserve"> resources, and the </w:t>
       </w:r>
       <w:r>
         <w:rPr>
           <w:b/>
+          <w:i w:val="0"/>
         </w:rPr>
         <w:t>assessment</w:t>
       </w:r>
       <w:r>
+        <w:rPr>
+          <w:b w:val="0"/>
+          <w:i w:val="0"/>
+        </w:rPr>
         <w:t xml:space="preserve"> point. Pair this with the </w:t>
       </w:r>
       <w:r>
         <w:rPr>
+          <w:b w:val="0"/>
           <w:i/>
         </w:rPr>
         <w:t>Homework &amp; Consolidation</w:t>
       </w:r>
       <w:r>
+        <w:rPr>
+          <w:b w:val="0"/>
+          <w:i w:val="0"/>
+        </w:rPr>
         <w:t xml:space="preserve"> plan (separate file) — this map is the </w:t>
       </w:r>
       <w:r>
         <w:rPr>
           <w:b/>
+          <w:i w:val="0"/>
         </w:rPr>
         <w:t>in-lesson</w:t>
       </w:r>
       <w:r>
+        <w:rPr>
+          <w:b w:val="0"/>
+          <w:i w:val="0"/>
+        </w:rPr>
         <w:t xml:space="preserve"> side.</w:t>
       </w:r>
     </w:p>
@@ -73,77 +111,121 @@
       <w:r>
         <w:rPr>
           <w:b/>
+          <w:i w:val="0"/>
         </w:rPr>
         <w:t>Resource key:</w:t>
       </w:r>
       <w:r>
+        <w:rPr>
+          <w:b w:val="0"/>
+          <w:i w:val="0"/>
+        </w:rPr>
         <w:t xml:space="preserve"> </w:t>
       </w:r>
       <w:r>
         <w:rPr>
+          <w:b w:val="0"/>
           <w:i/>
         </w:rPr>
         <w:t>Deck x.y.z</w:t>
       </w:r>
       <w:r>
+        <w:rPr>
+          <w:b w:val="0"/>
+          <w:i w:val="0"/>
+        </w:rPr>
         <w:t xml:space="preserve"> = </w:t>
       </w:r>
       <w:r>
         <w:rPr>
           <w:rFonts w:ascii="Consolas" w:hAnsi="Consolas"/>
+          <w:b w:val="0"/>
+          <w:i w:val="0"/>
           <w:sz w:val="19"/>
         </w:rPr>
         <w:t>Teacher-Toolkit/Lesson-PowerPoints/x.y.z…pptx</w:t>
       </w:r>
       <w:r>
+        <w:rPr>
+          <w:b w:val="0"/>
+          <w:i w:val="0"/>
+        </w:rPr>
         <w:t xml:space="preserve"> · </w:t>
       </w:r>
       <w:r>
         <w:rPr>
+          <w:b w:val="0"/>
           <w:i/>
         </w:rPr>
         <w:t>Quiz/Worksheet/KO/Mini-paper</w:t>
       </w:r>
       <w:r>
+        <w:rPr>
+          <w:b w:val="0"/>
+          <w:i w:val="0"/>
+        </w:rPr>
         <w:t xml:space="preserve"> = the matching files in </w:t>
       </w:r>
       <w:r>
         <w:rPr>
           <w:rFonts w:ascii="Consolas" w:hAnsi="Consolas"/>
+          <w:b w:val="0"/>
+          <w:i w:val="0"/>
           <w:sz w:val="19"/>
         </w:rPr>
         <w:t>Word-Documents/</w:t>
       </w:r>
       <w:r>
+        <w:rPr>
+          <w:b w:val="0"/>
+          <w:i w:val="0"/>
+        </w:rPr>
         <w:t xml:space="preserve"> or </w:t>
       </w:r>
       <w:r>
         <w:rPr>
           <w:rFonts w:ascii="Consolas" w:hAnsi="Consolas"/>
+          <w:b w:val="0"/>
+          <w:i w:val="0"/>
           <w:sz w:val="19"/>
         </w:rPr>
         <w:t>Printable-PDFs/</w:t>
       </w:r>
       <w:r>
+        <w:rPr>
+          <w:b w:val="0"/>
+          <w:i w:val="0"/>
+        </w:rPr>
         <w:t xml:space="preserve"> · </w:t>
       </w:r>
       <w:r>
         <w:rPr>
+          <w:b w:val="0"/>
           <w:i/>
         </w:rPr>
         <w:t>Markbook</w:t>
       </w:r>
       <w:r>
+        <w:rPr>
+          <w:b w:val="0"/>
+          <w:i w:val="0"/>
+        </w:rPr>
         <w:t xml:space="preserve"> = </w:t>
       </w:r>
       <w:r>
         <w:rPr>
           <w:rFonts w:ascii="Consolas" w:hAnsi="Consolas"/>
+          <w:b w:val="0"/>
+          <w:i w:val="0"/>
           <w:sz w:val="19"/>
         </w:rPr>
         <w:t>Teacher-Toolkit/Markbook/H446-Markbook.xlsx</w:t>
       </w:r>
       <w:r>
+        <w:rPr>
+          <w:b w:val="0"/>
+          <w:i w:val="0"/>
+        </w:rPr>
         <w:t>.</w:t>
       </w:r>
     </w:p>
@@ -153,6 +235,10 @@
         <w:shd w:fill="FFF8E7"/>
       </w:pPr>
       <w:r>
+        <w:rPr>
+          <w:b w:val="0"/>
+          <w:i w:val="0"/>
+        </w:rPr>
         <w:t>Each lesson deck already contains: objectives · a Do-Now retrieval starter (with answers) · key terminology · content slides · a worked example · a task + stretch challenge · an exit ticket (with answers). Adapt freely.</w:t>
       </w:r>
     </w:p>
@@ -168,6 +254,10 @@
         <w:pStyle w:val="Heading2"/>
       </w:pPr>
       <w:r>
+        <w:rPr>
+          <w:b w:val="0"/>
+          <w:i w:val="0"/>
+        </w:rPr>
         <w:t>Autumn Term 1</w:t>
       </w:r>
     </w:p>
@@ -199,6 +289,7 @@
             <w:r>
               <w:rPr>
                 <w:b/>
+                <w:i w:val="0"/>
               </w:rPr>
               <w:t>Wk</w:t>
             </w:r>
@@ -218,6 +309,7 @@
             <w:r>
               <w:rPr>
                 <w:b/>
+                <w:i w:val="0"/>
               </w:rPr>
               <w:t>SOW lessons</w:t>
             </w:r>
@@ -237,6 +329,7 @@
             <w:r>
               <w:rPr>
                 <w:b/>
+                <w:i w:val="0"/>
               </w:rPr>
               <w:t>Teach from</w:t>
             </w:r>
@@ -256,6 +349,7 @@
             <w:r>
               <w:rPr>
                 <w:b/>
+                <w:i w:val="0"/>
               </w:rPr>
               <w:t>Practice / in-class</w:t>
             </w:r>
@@ -275,6 +369,7 @@
             <w:r>
               <w:rPr>
                 <w:b/>
+                <w:i w:val="0"/>
               </w:rPr>
               <w:t>Assessment</w:t>
             </w:r>
@@ -289,6 +384,10 @@
           <w:p>
             <w:r/>
             <w:r>
+              <w:rPr>
+                <w:b w:val="0"/>
+                <w:i w:val="0"/>
+              </w:rPr>
               <w:t>1</w:t>
             </w:r>
           </w:p>
@@ -300,6 +399,10 @@
           <w:p>
             <w:r/>
             <w:r>
+              <w:rPr>
+                <w:b w:val="0"/>
+                <w:i w:val="0"/>
+              </w:rPr>
               <w:t>Induction &amp; Diagnostic; intro to VS Code/Python</w:t>
             </w:r>
           </w:p>
@@ -311,6 +414,10 @@
           <w:p>
             <w:r/>
             <w:r>
+              <w:rPr>
+                <w:b w:val="0"/>
+                <w:i w:val="0"/>
+              </w:rPr>
               <w:t>—</w:t>
             </w:r>
           </w:p>
@@ -322,6 +429,10 @@
           <w:p>
             <w:r/>
             <w:r>
+              <w:rPr>
+                <w:b w:val="0"/>
+                <w:i w:val="0"/>
+              </w:rPr>
               <w:t>Diagnostic task; set up folders</w:t>
             </w:r>
           </w:p>
@@ -335,6 +446,7 @@
             <w:r>
               <w:rPr>
                 <w:b/>
+                <w:i w:val="0"/>
               </w:rPr>
               <w:t>Diagnostic</w:t>
             </w:r>
@@ -349,6 +461,10 @@
           <w:p>
             <w:r/>
             <w:r>
+              <w:rPr>
+                <w:b w:val="0"/>
+                <w:i w:val="0"/>
+              </w:rPr>
               <w:t>2</w:t>
             </w:r>
           </w:p>
@@ -360,6 +476,10 @@
           <w:p>
             <w:r/>
             <w:r>
+              <w:rPr>
+                <w:b w:val="0"/>
+                <w:i w:val="0"/>
+              </w:rPr>
               <w:t>1.1.1 CPU structure, FDE, performance, Von Neumann/Harvard</w:t>
             </w:r>
           </w:p>
@@ -373,6 +493,7 @@
             <w:r>
               <w:rPr>
                 <w:b/>
+                <w:i w:val="0"/>
               </w:rPr>
               <w:t>Deck 1.1.1</w:t>
             </w:r>
@@ -385,6 +506,10 @@
           <w:p>
             <w:r/>
             <w:r>
+              <w:rPr>
+                <w:b w:val="0"/>
+                <w:i w:val="0"/>
+              </w:rPr>
               <w:t>Worksheet 1.1; Quiz 1.1.1; KO 1.1</w:t>
             </w:r>
           </w:p>
@@ -406,6 +531,10 @@
           <w:p>
             <w:r/>
             <w:r>
+              <w:rPr>
+                <w:b w:val="0"/>
+                <w:i w:val="0"/>
+              </w:rPr>
               <w:t>3</w:t>
             </w:r>
           </w:p>
@@ -417,6 +546,10 @@
           <w:p>
             <w:r/>
             <w:r>
+              <w:rPr>
+                <w:b w:val="0"/>
+                <w:i w:val="0"/>
+              </w:rPr>
               <w:t>1.1.2 Pipelining, CISC/RISC, GPUs, multicore</w:t>
             </w:r>
           </w:p>
@@ -430,6 +563,7 @@
             <w:r>
               <w:rPr>
                 <w:b/>
+                <w:i w:val="0"/>
               </w:rPr>
               <w:t>Deck 1.1.2</w:t>
             </w:r>
@@ -442,6 +576,10 @@
           <w:p>
             <w:r/>
             <w:r>
+              <w:rPr>
+                <w:b w:val="0"/>
+                <w:i w:val="0"/>
+              </w:rPr>
               <w:t>Quiz 1.1.2; Flashcards 1.1</w:t>
             </w:r>
           </w:p>
@@ -455,6 +593,7 @@
             <w:r>
               <w:rPr>
                 <w:b/>
+                <w:i w:val="0"/>
               </w:rPr>
               <w:t>KA1</w:t>
             </w:r>
@@ -469,6 +608,10 @@
           <w:p>
             <w:r/>
             <w:r>
+              <w:rPr>
+                <w:b w:val="0"/>
+                <w:i w:val="0"/>
+              </w:rPr>
               <w:t>4</w:t>
             </w:r>
           </w:p>
@@ -480,6 +623,10 @@
           <w:p>
             <w:r/>
             <w:r>
+              <w:rPr>
+                <w:b w:val="0"/>
+                <w:i w:val="0"/>
+              </w:rPr>
               <w:t>1.1.3 I/O &amp; storage; 2.1.1 Thinking abstractly</w:t>
             </w:r>
           </w:p>
@@ -493,6 +640,7 @@
             <w:r>
               <w:rPr>
                 <w:b/>
+                <w:i w:val="0"/>
               </w:rPr>
               <w:t>Decks 1.1.3, 2.1.1</w:t>
             </w:r>
@@ -505,6 +653,10 @@
           <w:p>
             <w:r/>
             <w:r>
+              <w:rPr>
+                <w:b w:val="0"/>
+                <w:i w:val="0"/>
+              </w:rPr>
               <w:t>Quizzes 1.1.3 / 2.1.1</w:t>
             </w:r>
           </w:p>
@@ -516,6 +668,10 @@
           <w:p>
             <w:r/>
             <w:r>
+              <w:rPr>
+                <w:b w:val="0"/>
+                <w:i w:val="0"/>
+              </w:rPr>
               <w:t>KA1 feedback</w:t>
             </w:r>
           </w:p>
@@ -529,6 +685,10 @@
           <w:p>
             <w:r/>
             <w:r>
+              <w:rPr>
+                <w:b w:val="0"/>
+                <w:i w:val="0"/>
+              </w:rPr>
               <w:t>5</w:t>
             </w:r>
           </w:p>
@@ -540,6 +700,10 @@
           <w:p>
             <w:r/>
             <w:r>
+              <w:rPr>
+                <w:b w:val="0"/>
+                <w:i w:val="0"/>
+              </w:rPr>
               <w:t>1.2.1 OS, scheduling, interrupts; 2.1.2 Thinking ahead</w:t>
             </w:r>
           </w:p>
@@ -553,6 +717,7 @@
             <w:r>
               <w:rPr>
                 <w:b/>
+                <w:i w:val="0"/>
               </w:rPr>
               <w:t>Decks 1.2.1, 2.1.2</w:t>
             </w:r>
@@ -565,6 +730,10 @@
           <w:p>
             <w:r/>
             <w:r>
+              <w:rPr>
+                <w:b w:val="0"/>
+                <w:i w:val="0"/>
+              </w:rPr>
               <w:t>Quiz 1.2.1; Mini-paper 1.1 (starter)</w:t>
             </w:r>
           </w:p>
@@ -578,6 +747,7 @@
             <w:r>
               <w:rPr>
                 <w:b/>
+                <w:i w:val="0"/>
               </w:rPr>
               <w:t>CAP1 / KA2</w:t>
             </w:r>
@@ -592,6 +762,10 @@
           <w:p>
             <w:r/>
             <w:r>
+              <w:rPr>
+                <w:b w:val="0"/>
+                <w:i w:val="0"/>
+              </w:rPr>
               <w:t>6</w:t>
             </w:r>
           </w:p>
@@ -603,6 +777,10 @@
           <w:p>
             <w:r/>
             <w:r>
+              <w:rPr>
+                <w:b w:val="0"/>
+                <w:i w:val="0"/>
+              </w:rPr>
               <w:t>1.2.1 BIOS, drivers, VMs (Review week)</w:t>
             </w:r>
           </w:p>
@@ -616,6 +794,7 @@
             <w:r>
               <w:rPr>
                 <w:b/>
+                <w:i w:val="0"/>
               </w:rPr>
               <w:t>Deck 1.2.1</w:t>
             </w:r>
@@ -628,6 +807,10 @@
           <w:p>
             <w:r/>
             <w:r>
+              <w:rPr>
+                <w:b w:val="0"/>
+                <w:i w:val="0"/>
+              </w:rPr>
               <w:t>Finish Quiz 1.2.1; file checks</w:t>
             </w:r>
           </w:p>
@@ -639,6 +822,10 @@
           <w:p>
             <w:r/>
             <w:r>
+              <w:rPr>
+                <w:b w:val="0"/>
+                <w:i w:val="0"/>
+              </w:rPr>
               <w:t>CAP1/KA2 feedback</w:t>
             </w:r>
           </w:p>
@@ -652,6 +839,10 @@
           <w:p>
             <w:r/>
             <w:r>
+              <w:rPr>
+                <w:b w:val="0"/>
+                <w:i w:val="0"/>
+              </w:rPr>
               <w:t>7</w:t>
             </w:r>
           </w:p>
@@ -663,6 +854,10 @@
           <w:p>
             <w:r/>
             <w:r>
+              <w:rPr>
+                <w:b w:val="0"/>
+                <w:i w:val="0"/>
+              </w:rPr>
               <w:t>1.2.2 Applications &amp; translators; 2.1.2 preconditions/caching</w:t>
             </w:r>
           </w:p>
@@ -676,6 +871,7 @@
             <w:r>
               <w:rPr>
                 <w:b/>
+                <w:i w:val="0"/>
               </w:rPr>
               <w:t>Decks 1.2.2, 2.1.2</w:t>
             </w:r>
@@ -688,6 +884,10 @@
           <w:p>
             <w:r/>
             <w:r>
+              <w:rPr>
+                <w:b w:val="0"/>
+                <w:i w:val="0"/>
+              </w:rPr>
               <w:t>Worksheet 1.2 (compilation stages); Mini-paper 1.1</w:t>
             </w:r>
           </w:p>
@@ -701,14 +901,20 @@
             <w:r>
               <w:rPr>
                 <w:b/>
+                <w:i w:val="0"/>
               </w:rPr>
               <w:t>KA3</w:t>
             </w:r>
             <w:r>
+              <w:rPr>
+                <w:b w:val="0"/>
+                <w:i w:val="0"/>
+              </w:rPr>
               <w:t xml:space="preserve"> · </w:t>
             </w:r>
             <w:r>
               <w:rPr>
+                <w:b w:val="0"/>
                 <w:i/>
               </w:rPr>
               <w:t>CAP1 due 12 Oct</w:t>
@@ -723,6 +929,10 @@
         <w:pStyle w:val="Heading2"/>
       </w:pPr>
       <w:r>
+        <w:rPr>
+          <w:b w:val="0"/>
+          <w:i w:val="0"/>
+        </w:rPr>
         <w:t>Autumn Term 2</w:t>
       </w:r>
     </w:p>
@@ -754,6 +964,7 @@
             <w:r>
               <w:rPr>
                 <w:b/>
+                <w:i w:val="0"/>
               </w:rPr>
               <w:t>Wk</w:t>
             </w:r>
@@ -773,6 +984,7 @@
             <w:r>
               <w:rPr>
                 <w:b/>
+                <w:i w:val="0"/>
               </w:rPr>
               <w:t>SOW lessons</w:t>
             </w:r>
@@ -792,6 +1004,7 @@
             <w:r>
               <w:rPr>
                 <w:b/>
+                <w:i w:val="0"/>
               </w:rPr>
               <w:t>Teach from</w:t>
             </w:r>
@@ -811,6 +1024,7 @@
             <w:r>
               <w:rPr>
                 <w:b/>
+                <w:i w:val="0"/>
               </w:rPr>
               <w:t>Practice / in-class</w:t>
             </w:r>
@@ -830,6 +1044,7 @@
             <w:r>
               <w:rPr>
                 <w:b/>
+                <w:i w:val="0"/>
               </w:rPr>
               <w:t>Assessment</w:t>
             </w:r>
@@ -844,6 +1059,10 @@
           <w:p>
             <w:r/>
             <w:r>
+              <w:rPr>
+                <w:b w:val="0"/>
+                <w:i w:val="0"/>
+              </w:rPr>
               <w:t>8</w:t>
             </w:r>
           </w:p>
@@ -855,6 +1074,10 @@
           <w:p>
             <w:r/>
             <w:r>
+              <w:rPr>
+                <w:b w:val="0"/>
+                <w:i w:val="0"/>
+              </w:rPr>
               <w:t>1.2.3 Methodologies &amp; test strategies; 2.1.3 Thinking procedurally</w:t>
             </w:r>
           </w:p>
@@ -868,6 +1091,7 @@
             <w:r>
               <w:rPr>
                 <w:b/>
+                <w:i w:val="0"/>
               </w:rPr>
               <w:t>Decks 1.2.3, 2.1.3</w:t>
             </w:r>
@@ -880,6 +1104,10 @@
           <w:p>
             <w:r/>
             <w:r>
+              <w:rPr>
+                <w:b w:val="0"/>
+                <w:i w:val="0"/>
+              </w:rPr>
               <w:t>Quiz 1.2.3; methodology card sort</w:t>
             </w:r>
           </w:p>
@@ -891,6 +1119,10 @@
           <w:p>
             <w:r/>
             <w:r>
+              <w:rPr>
+                <w:b w:val="0"/>
+                <w:i w:val="0"/>
+              </w:rPr>
               <w:t>KA3 feedback</w:t>
             </w:r>
           </w:p>
@@ -904,6 +1136,10 @@
           <w:p>
             <w:r/>
             <w:r>
+              <w:rPr>
+                <w:b w:val="0"/>
+                <w:i w:val="0"/>
+              </w:rPr>
               <w:t>9</w:t>
             </w:r>
           </w:p>
@@ -915,6 +1151,10 @@
           <w:p>
             <w:r/>
             <w:r>
+              <w:rPr>
+                <w:b w:val="0"/>
+                <w:i w:val="0"/>
+              </w:rPr>
               <w:t>1.2.4 Paradigms, assembly/LMC, addressing, OOP</w:t>
             </w:r>
           </w:p>
@@ -928,6 +1168,7 @@
             <w:r>
               <w:rPr>
                 <w:b/>
+                <w:i w:val="0"/>
               </w:rPr>
               <w:t>Deck 1.2.4</w:t>
             </w:r>
@@ -940,6 +1181,10 @@
           <w:p>
             <w:r/>
             <w:r>
+              <w:rPr>
+                <w:b w:val="0"/>
+                <w:i w:val="0"/>
+              </w:rPr>
               <w:t>Quiz 1.2.4 (addressing modes); KO 1.2</w:t>
             </w:r>
           </w:p>
@@ -953,6 +1198,7 @@
             <w:r>
               <w:rPr>
                 <w:b/>
+                <w:i w:val="0"/>
               </w:rPr>
               <w:t>CAP2 / KA4</w:t>
             </w:r>
@@ -967,6 +1213,10 @@
           <w:p>
             <w:r/>
             <w:r>
+              <w:rPr>
+                <w:b w:val="0"/>
+                <w:i w:val="0"/>
+              </w:rPr>
               <w:t>10</w:t>
             </w:r>
           </w:p>
@@ -978,6 +1228,10 @@
           <w:p>
             <w:r/>
             <w:r>
+              <w:rPr>
+                <w:b w:val="0"/>
+                <w:i w:val="0"/>
+              </w:rPr>
               <w:t>1.3.1 Compression &amp; encryption; 1.3.2 Databases intro</w:t>
             </w:r>
           </w:p>
@@ -991,6 +1245,7 @@
             <w:r>
               <w:rPr>
                 <w:b/>
+                <w:i w:val="0"/>
               </w:rPr>
               <w:t>Decks 1.3.1, 1.3.2</w:t>
             </w:r>
@@ -1003,6 +1258,10 @@
           <w:p>
             <w:r/>
             <w:r>
+              <w:rPr>
+                <w:b w:val="0"/>
+                <w:i w:val="0"/>
+              </w:rPr>
               <w:t>Quiz 1.3.1 (RLE); Mini-paper 1.2</w:t>
             </w:r>
           </w:p>
@@ -1014,6 +1273,10 @@
           <w:p>
             <w:r/>
             <w:r>
+              <w:rPr>
+                <w:b w:val="0"/>
+                <w:i w:val="0"/>
+              </w:rPr>
               <w:t>CAP2/KA4 feedback</w:t>
             </w:r>
           </w:p>
@@ -1027,6 +1290,10 @@
           <w:p>
             <w:r/>
             <w:r>
+              <w:rPr>
+                <w:b w:val="0"/>
+                <w:i w:val="0"/>
+              </w:rPr>
               <w:t>11</w:t>
             </w:r>
           </w:p>
@@ -1038,6 +1305,10 @@
           <w:p>
             <w:r/>
             <w:r>
+              <w:rPr>
+                <w:b w:val="0"/>
+                <w:i w:val="0"/>
+              </w:rPr>
               <w:t>1.3.2 Normalisation &amp; SQL (file checks)</w:t>
             </w:r>
           </w:p>
@@ -1051,6 +1322,7 @@
             <w:r>
               <w:rPr>
                 <w:b/>
+                <w:i w:val="0"/>
               </w:rPr>
               <w:t>Deck 1.3.2</w:t>
             </w:r>
@@ -1063,6 +1335,10 @@
           <w:p>
             <w:r/>
             <w:r>
+              <w:rPr>
+                <w:b w:val="0"/>
+                <w:i w:val="0"/>
+              </w:rPr>
               <w:t>Worksheet 1.3 (SQL); databases in code</w:t>
             </w:r>
           </w:p>
@@ -1084,6 +1360,10 @@
           <w:p>
             <w:r/>
             <w:r>
+              <w:rPr>
+                <w:b w:val="0"/>
+                <w:i w:val="0"/>
+              </w:rPr>
               <w:t>12</w:t>
             </w:r>
           </w:p>
@@ -1095,6 +1375,10 @@
           <w:p>
             <w:r/>
             <w:r>
+              <w:rPr>
+                <w:b w:val="0"/>
+                <w:i w:val="0"/>
+              </w:rPr>
               <w:t>1.3.3 Networks, TCP/IP, hardware</w:t>
             </w:r>
           </w:p>
@@ -1108,6 +1392,7 @@
             <w:r>
               <w:rPr>
                 <w:b/>
+                <w:i w:val="0"/>
               </w:rPr>
               <w:t>Deck 1.3.3</w:t>
             </w:r>
@@ -1120,6 +1405,10 @@
           <w:p>
             <w:r/>
             <w:r>
+              <w:rPr>
+                <w:b w:val="0"/>
+                <w:i w:val="0"/>
+              </w:rPr>
               <w:t>Quiz 1.3.3 (layer match); Diagram bank</w:t>
             </w:r>
           </w:p>
@@ -1141,6 +1430,10 @@
           <w:p>
             <w:r/>
             <w:r>
+              <w:rPr>
+                <w:b w:val="0"/>
+                <w:i w:val="0"/>
+              </w:rPr>
               <w:t>13</w:t>
             </w:r>
           </w:p>
@@ -1152,6 +1445,10 @@
           <w:p>
             <w:r/>
             <w:r>
+              <w:rPr>
+                <w:b w:val="0"/>
+                <w:i w:val="0"/>
+              </w:rPr>
               <w:t>2.1.4 Thinking logically; 1.3.4 Web (HTML/CSS/JS)</w:t>
             </w:r>
           </w:p>
@@ -1165,6 +1462,7 @@
             <w:r>
               <w:rPr>
                 <w:b/>
+                <w:i w:val="0"/>
               </w:rPr>
               <w:t>Decks 2.1.4, 1.3.4</w:t>
             </w:r>
@@ -1177,6 +1475,10 @@
           <w:p>
             <w:r/>
             <w:r>
+              <w:rPr>
+                <w:b w:val="0"/>
+                <w:i w:val="0"/>
+              </w:rPr>
               <w:t>Quizzes 2.1.4 / 1.3.4</w:t>
             </w:r>
           </w:p>
@@ -1189,6 +1491,7 @@
             <w:r/>
             <w:r>
               <w:rPr>
+                <w:b w:val="0"/>
                 <w:i/>
               </w:rPr>
               <w:t>CAP2 due 7 Dec</w:t>
@@ -1204,6 +1507,10 @@
           <w:p>
             <w:r/>
             <w:r>
+              <w:rPr>
+                <w:b w:val="0"/>
+                <w:i w:val="0"/>
+              </w:rPr>
               <w:t>14</w:t>
             </w:r>
           </w:p>
@@ -1215,6 +1522,10 @@
           <w:p>
             <w:r/>
             <w:r>
+              <w:rPr>
+                <w:b w:val="0"/>
+                <w:i w:val="0"/>
+              </w:rPr>
               <w:t>1.3.4 Server/client-side, indexing, PageRank; EOY quiz</w:t>
             </w:r>
           </w:p>
@@ -1228,6 +1539,7 @@
             <w:r>
               <w:rPr>
                 <w:b/>
+                <w:i w:val="0"/>
               </w:rPr>
               <w:t>Deck 1.3.4</w:t>
             </w:r>
@@ -1240,6 +1552,10 @@
           <w:p>
             <w:r/>
             <w:r>
+              <w:rPr>
+                <w:b w:val="0"/>
+                <w:i w:val="0"/>
+              </w:rPr>
               <w:t>EOY quiz from KO 1.1–1.3; Games</w:t>
             </w:r>
           </w:p>
@@ -1260,6 +1576,10 @@
         <w:pStyle w:val="Heading2"/>
       </w:pPr>
       <w:r>
+        <w:rPr>
+          <w:b w:val="0"/>
+          <w:i w:val="0"/>
+        </w:rPr>
         <w:t>Spring Term 1</w:t>
       </w:r>
     </w:p>
@@ -1291,6 +1611,7 @@
             <w:r>
               <w:rPr>
                 <w:b/>
+                <w:i w:val="0"/>
               </w:rPr>
               <w:t>Wk</w:t>
             </w:r>
@@ -1310,6 +1631,7 @@
             <w:r>
               <w:rPr>
                 <w:b/>
+                <w:i w:val="0"/>
               </w:rPr>
               <w:t>SOW lessons</w:t>
             </w:r>
@@ -1329,6 +1651,7 @@
             <w:r>
               <w:rPr>
                 <w:b/>
+                <w:i w:val="0"/>
               </w:rPr>
               <w:t>Teach from</w:t>
             </w:r>
@@ -1348,6 +1671,7 @@
             <w:r>
               <w:rPr>
                 <w:b/>
+                <w:i w:val="0"/>
               </w:rPr>
               <w:t>Practice / in-class</w:t>
             </w:r>
@@ -1367,6 +1691,7 @@
             <w:r>
               <w:rPr>
                 <w:b/>
+                <w:i w:val="0"/>
               </w:rPr>
               <w:t>Assessment</w:t>
             </w:r>
@@ -1381,6 +1706,10 @@
           <w:p>
             <w:r/>
             <w:r>
+              <w:rPr>
+                <w:b w:val="0"/>
+                <w:i w:val="0"/>
+              </w:rPr>
               <w:t>15</w:t>
             </w:r>
           </w:p>
@@ -1392,6 +1721,10 @@
           <w:p>
             <w:r/>
             <w:r>
+              <w:rPr>
+                <w:b w:val="0"/>
+                <w:i w:val="0"/>
+              </w:rPr>
               <w:t>1.4.1 Binary, two's complement, hex</w:t>
             </w:r>
           </w:p>
@@ -1405,6 +1738,7 @@
             <w:r>
               <w:rPr>
                 <w:b/>
+                <w:i w:val="0"/>
               </w:rPr>
               <w:t>Deck 1.4.1</w:t>
             </w:r>
@@ -1417,6 +1751,10 @@
           <w:p>
             <w:r/>
             <w:r>
+              <w:rPr>
+                <w:b w:val="0"/>
+                <w:i w:val="0"/>
+              </w:rPr>
               <w:t>Worksheet 1.4 (conversions); Quiz 1.4.1</w:t>
             </w:r>
           </w:p>
@@ -1438,6 +1776,10 @@
           <w:p>
             <w:r/>
             <w:r>
+              <w:rPr>
+                <w:b w:val="0"/>
+                <w:i w:val="0"/>
+              </w:rPr>
               <w:t>16</w:t>
             </w:r>
           </w:p>
@@ -1449,6 +1791,10 @@
           <w:p>
             <w:r/>
             <w:r>
+              <w:rPr>
+                <w:b w:val="0"/>
+                <w:i w:val="0"/>
+              </w:rPr>
               <w:t>1.4.1 Floating point, bitwise</w:t>
             </w:r>
           </w:p>
@@ -1462,6 +1808,7 @@
             <w:r>
               <w:rPr>
                 <w:b/>
+                <w:i w:val="0"/>
               </w:rPr>
               <w:t>Deck 1.4.1</w:t>
             </w:r>
@@ -1474,6 +1821,10 @@
           <w:p>
             <w:r/>
             <w:r>
+              <w:rPr>
+                <w:b w:val="0"/>
+                <w:i w:val="0"/>
+              </w:rPr>
               <w:t>Normalisation drills; reference sheet</w:t>
             </w:r>
           </w:p>
@@ -1487,6 +1838,7 @@
             <w:r>
               <w:rPr>
                 <w:b/>
+                <w:i w:val="0"/>
               </w:rPr>
               <w:t>KA5</w:t>
             </w:r>
@@ -1501,6 +1853,10 @@
           <w:p>
             <w:r/>
             <w:r>
+              <w:rPr>
+                <w:b w:val="0"/>
+                <w:i w:val="0"/>
+              </w:rPr>
               <w:t>17</w:t>
             </w:r>
           </w:p>
@@ -1512,6 +1868,10 @@
           <w:p>
             <w:r/>
             <w:r>
+              <w:rPr>
+                <w:b w:val="0"/>
+                <w:i w:val="0"/>
+              </w:rPr>
               <w:t>1.4.1 Character sets; 2.2.1 Programming techniques (mock week)</w:t>
             </w:r>
           </w:p>
@@ -1525,6 +1885,7 @@
             <w:r>
               <w:rPr>
                 <w:b/>
+                <w:i w:val="0"/>
               </w:rPr>
               <w:t>Decks 1.4.1, 2.2.1</w:t>
             </w:r>
@@ -1537,6 +1898,10 @@
           <w:p>
             <w:r/>
             <w:r>
+              <w:rPr>
+                <w:b w:val="0"/>
+                <w:i w:val="0"/>
+              </w:rPr>
               <w:t>Quiz 2.2.1; Mini-paper (cumulative)</w:t>
             </w:r>
           </w:p>
@@ -1548,6 +1913,10 @@
           <w:p>
             <w:r/>
             <w:r>
+              <w:rPr>
+                <w:b w:val="0"/>
+                <w:i w:val="0"/>
+              </w:rPr>
               <w:t>KA5 feedback</w:t>
             </w:r>
           </w:p>
@@ -1561,6 +1930,10 @@
           <w:p>
             <w:r/>
             <w:r>
+              <w:rPr>
+                <w:b w:val="0"/>
+                <w:i w:val="0"/>
+              </w:rPr>
               <w:t>18</w:t>
             </w:r>
           </w:p>
@@ -1572,6 +1945,10 @@
           <w:p>
             <w:r/>
             <w:r>
+              <w:rPr>
+                <w:b w:val="0"/>
+                <w:i w:val="0"/>
+              </w:rPr>
               <w:t>1.4.2 Arrays/lists/records/tuples, linked lists, stacks/queues</w:t>
             </w:r>
           </w:p>
@@ -1585,6 +1962,7 @@
             <w:r>
               <w:rPr>
                 <w:b/>
+                <w:i w:val="0"/>
               </w:rPr>
               <w:t>Deck 1.4.2</w:t>
             </w:r>
@@ -1597,6 +1975,10 @@
           <w:p>
             <w:r/>
             <w:r>
+              <w:rPr>
+                <w:b w:val="0"/>
+                <w:i w:val="0"/>
+              </w:rPr>
               <w:t>Quiz 1.4.2 (traces); Workbook 2</w:t>
             </w:r>
           </w:p>
@@ -1610,6 +1992,7 @@
             <w:r>
               <w:rPr>
                 <w:b/>
+                <w:i w:val="0"/>
               </w:rPr>
               <w:t>CAP3 / KA6</w:t>
             </w:r>
@@ -1624,6 +2007,10 @@
           <w:p>
             <w:r/>
             <w:r>
+              <w:rPr>
+                <w:b w:val="0"/>
+                <w:i w:val="0"/>
+              </w:rPr>
               <w:t>19</w:t>
             </w:r>
           </w:p>
@@ -1635,6 +2022,10 @@
           <w:p>
             <w:r/>
             <w:r>
+              <w:rPr>
+                <w:b w:val="0"/>
+                <w:i w:val="0"/>
+              </w:rPr>
               <w:t>1.4.2 Implementing linked lists/stacks/queues (Review week)</w:t>
             </w:r>
           </w:p>
@@ -1648,6 +2039,7 @@
             <w:r>
               <w:rPr>
                 <w:b/>
+                <w:i w:val="0"/>
               </w:rPr>
               <w:t>Deck 1.4.2</w:t>
             </w:r>
@@ -1660,6 +2052,10 @@
           <w:p>
             <w:r/>
             <w:r>
+              <w:rPr>
+                <w:b w:val="0"/>
+                <w:i w:val="0"/>
+              </w:rPr>
               <w:t>Code a stack/queue (Workbook 2)</w:t>
             </w:r>
           </w:p>
@@ -1671,6 +2067,10 @@
           <w:p>
             <w:r/>
             <w:r>
+              <w:rPr>
+                <w:b w:val="0"/>
+                <w:i w:val="0"/>
+              </w:rPr>
               <w:t>CAP3/KA6 feedback</w:t>
             </w:r>
           </w:p>
@@ -1684,6 +2084,10 @@
           <w:p>
             <w:r/>
             <w:r>
+              <w:rPr>
+                <w:b w:val="0"/>
+                <w:i w:val="0"/>
+              </w:rPr>
               <w:t>20</w:t>
             </w:r>
           </w:p>
@@ -1695,6 +2099,10 @@
           <w:p>
             <w:r/>
             <w:r>
+              <w:rPr>
+                <w:b w:val="0"/>
+                <w:i w:val="0"/>
+              </w:rPr>
               <w:t>1.4.2 Graphs, trees, hash tables</w:t>
             </w:r>
           </w:p>
@@ -1708,6 +2116,7 @@
             <w:r>
               <w:rPr>
                 <w:b/>
+                <w:i w:val="0"/>
               </w:rPr>
               <w:t>Deck 1.4.2</w:t>
             </w:r>
@@ -1720,6 +2129,10 @@
           <w:p>
             <w:r/>
             <w:r>
+              <w:rPr>
+                <w:b w:val="0"/>
+                <w:i w:val="0"/>
+              </w:rPr>
               <w:t>Implement BST + hash table</w:t>
             </w:r>
           </w:p>
@@ -1732,6 +2145,7 @@
             <w:r/>
             <w:r>
               <w:rPr>
+                <w:b w:val="0"/>
                 <w:i/>
               </w:rPr>
               <w:t>CAP3 due 8 Feb</w:t>
@@ -1746,6 +2160,10 @@
         <w:pStyle w:val="Heading2"/>
       </w:pPr>
       <w:r>
+        <w:rPr>
+          <w:b w:val="0"/>
+          <w:i w:val="0"/>
+        </w:rPr>
         <w:t>Spring Term 2</w:t>
       </w:r>
     </w:p>
@@ -1777,6 +2195,7 @@
             <w:r>
               <w:rPr>
                 <w:b/>
+                <w:i w:val="0"/>
               </w:rPr>
               <w:t>Wk</w:t>
             </w:r>
@@ -1796,6 +2215,7 @@
             <w:r>
               <w:rPr>
                 <w:b/>
+                <w:i w:val="0"/>
               </w:rPr>
               <w:t>SOW lessons</w:t>
             </w:r>
@@ -1815,6 +2235,7 @@
             <w:r>
               <w:rPr>
                 <w:b/>
+                <w:i w:val="0"/>
               </w:rPr>
               <w:t>Teach from</w:t>
             </w:r>
@@ -1834,6 +2255,7 @@
             <w:r>
               <w:rPr>
                 <w:b/>
+                <w:i w:val="0"/>
               </w:rPr>
               <w:t>Practice / in-class</w:t>
             </w:r>
@@ -1853,6 +2275,7 @@
             <w:r>
               <w:rPr>
                 <w:b/>
+                <w:i w:val="0"/>
               </w:rPr>
               <w:t>Assessment</w:t>
             </w:r>
@@ -1867,6 +2290,10 @@
           <w:p>
             <w:r/>
             <w:r>
+              <w:rPr>
+                <w:b w:val="0"/>
+                <w:i w:val="0"/>
+              </w:rPr>
               <w:t>21</w:t>
             </w:r>
           </w:p>
@@ -1878,6 +2305,10 @@
           <w:p>
             <w:r/>
             <w:r>
+              <w:rPr>
+                <w:b w:val="0"/>
+                <w:i w:val="0"/>
+              </w:rPr>
               <w:t>1.4.3 Boolean logic, gates, truth tables</w:t>
             </w:r>
           </w:p>
@@ -1891,6 +2322,7 @@
             <w:r>
               <w:rPr>
                 <w:b/>
+                <w:i w:val="0"/>
               </w:rPr>
               <w:t>Deck 1.4.3</w:t>
             </w:r>
@@ -1903,6 +2335,10 @@
           <w:p>
             <w:r/>
             <w:r>
+              <w:rPr>
+                <w:b w:val="0"/>
+                <w:i w:val="0"/>
+              </w:rPr>
               <w:t>Quiz 1.4.3 (truth tables)</w:t>
             </w:r>
           </w:p>
@@ -1916,6 +2352,7 @@
             <w:r>
               <w:rPr>
                 <w:b/>
+                <w:i w:val="0"/>
               </w:rPr>
               <w:t>KA7</w:t>
             </w:r>
@@ -1930,6 +2367,10 @@
           <w:p>
             <w:r/>
             <w:r>
+              <w:rPr>
+                <w:b w:val="0"/>
+                <w:i w:val="0"/>
+              </w:rPr>
               <w:t>22</w:t>
             </w:r>
           </w:p>
@@ -1941,6 +2382,10 @@
           <w:p>
             <w:r/>
             <w:r>
+              <w:rPr>
+                <w:b w:val="0"/>
+                <w:i w:val="0"/>
+              </w:rPr>
               <w:t>Component 3 PyGame (sprites, sounds, high scores)</w:t>
             </w:r>
           </w:p>
@@ -1952,6 +2397,10 @@
           <w:p>
             <w:r/>
             <w:r>
+              <w:rPr>
+                <w:b w:val="0"/>
+                <w:i w:val="0"/>
+              </w:rPr>
               <w:t>—</w:t>
             </w:r>
           </w:p>
@@ -1963,6 +2412,10 @@
           <w:p>
             <w:r/>
             <w:r>
+              <w:rPr>
+                <w:b w:val="0"/>
+                <w:i w:val="0"/>
+              </w:rPr>
               <w:t>NEA build; Workbook</w:t>
             </w:r>
           </w:p>
@@ -1974,6 +2427,10 @@
           <w:p>
             <w:r/>
             <w:r>
+              <w:rPr>
+                <w:b w:val="0"/>
+                <w:i w:val="0"/>
+              </w:rPr>
               <w:t>KA7 feedback</w:t>
             </w:r>
           </w:p>
@@ -1987,6 +2444,10 @@
           <w:p>
             <w:r/>
             <w:r>
+              <w:rPr>
+                <w:b w:val="0"/>
+                <w:i w:val="0"/>
+              </w:rPr>
               <w:t>23</w:t>
             </w:r>
           </w:p>
@@ -1998,6 +2459,10 @@
           <w:p>
             <w:r/>
             <w:r>
+              <w:rPr>
+                <w:b w:val="0"/>
+                <w:i w:val="0"/>
+              </w:rPr>
               <w:t>1.4.3 Karnaugh maps, simplifying; Recap 1.2</w:t>
             </w:r>
           </w:p>
@@ -2011,6 +2476,7 @@
             <w:r>
               <w:rPr>
                 <w:b/>
+                <w:i w:val="0"/>
               </w:rPr>
               <w:t>Deck 1.4.3</w:t>
             </w:r>
@@ -2023,6 +2489,10 @@
           <w:p>
             <w:r/>
             <w:r>
+              <w:rPr>
+                <w:b w:val="0"/>
+                <w:i w:val="0"/>
+              </w:rPr>
               <w:t>Boolean drills; Mini-paper 1.2</w:t>
             </w:r>
           </w:p>
@@ -2044,6 +2514,10 @@
           <w:p>
             <w:r/>
             <w:r>
+              <w:rPr>
+                <w:b w:val="0"/>
+                <w:i w:val="0"/>
+              </w:rPr>
               <w:t>24</w:t>
             </w:r>
           </w:p>
@@ -2055,6 +2529,10 @@
           <w:p>
             <w:r/>
             <w:r>
+              <w:rPr>
+                <w:b w:val="0"/>
+                <w:i w:val="0"/>
+              </w:rPr>
               <w:t>2.1.5 Thinking concurrently; Recap 1.3 (Review week)</w:t>
             </w:r>
           </w:p>
@@ -2068,6 +2546,7 @@
             <w:r>
               <w:rPr>
                 <w:b/>
+                <w:i w:val="0"/>
               </w:rPr>
               <w:t>Deck 2.1.5</w:t>
             </w:r>
@@ -2080,6 +2559,10 @@
           <w:p>
             <w:r/>
             <w:r>
+              <w:rPr>
+                <w:b w:val="0"/>
+                <w:i w:val="0"/>
+              </w:rPr>
               <w:t>Quiz 2.1.5; Mini-paper 1.3</w:t>
             </w:r>
           </w:p>
@@ -2093,6 +2576,7 @@
             <w:r>
               <w:rPr>
                 <w:b/>
+                <w:i w:val="0"/>
               </w:rPr>
               <w:t>CAP4 / KA8</w:t>
             </w:r>
@@ -2107,6 +2591,10 @@
           <w:p>
             <w:r/>
             <w:r>
+              <w:rPr>
+                <w:b w:val="0"/>
+                <w:i w:val="0"/>
+              </w:rPr>
               <w:t>25</w:t>
             </w:r>
           </w:p>
@@ -2118,6 +2606,10 @@
           <w:p>
             <w:r/>
             <w:r>
+              <w:rPr>
+                <w:b w:val="0"/>
+                <w:i w:val="0"/>
+              </w:rPr>
               <w:t>Component 3 PyGame; Recap 1.4</w:t>
             </w:r>
           </w:p>
@@ -2129,6 +2621,10 @@
           <w:p>
             <w:r/>
             <w:r>
+              <w:rPr>
+                <w:b w:val="0"/>
+                <w:i w:val="0"/>
+              </w:rPr>
               <w:t>—</w:t>
             </w:r>
           </w:p>
@@ -2140,6 +2636,10 @@
           <w:p>
             <w:r/>
             <w:r>
+              <w:rPr>
+                <w:b w:val="0"/>
+                <w:i w:val="0"/>
+              </w:rPr>
               <w:t>Mini-paper 1.4; reference-sheet drills</w:t>
             </w:r>
           </w:p>
@@ -2151,10 +2651,15 @@
           <w:p>
             <w:r/>
             <w:r>
+              <w:rPr>
+                <w:b w:val="0"/>
+                <w:i w:val="0"/>
+              </w:rPr>
               <w:t xml:space="preserve">CAP4/KA8 feedback · </w:t>
             </w:r>
             <w:r>
               <w:rPr>
+                <w:b w:val="0"/>
                 <w:i/>
               </w:rPr>
               <w:t>CAP4 due 22 Mar</w:t>
@@ -2169,6 +2674,10 @@
         <w:pStyle w:val="Heading2"/>
       </w:pPr>
       <w:r>
+        <w:rPr>
+          <w:b w:val="0"/>
+          <w:i w:val="0"/>
+        </w:rPr>
         <w:t>Summer Term 1 — Mocks &amp; Mini-NEA</w:t>
       </w:r>
     </w:p>
@@ -2200,6 +2709,7 @@
             <w:r>
               <w:rPr>
                 <w:b/>
+                <w:i w:val="0"/>
               </w:rPr>
               <w:t>Wk</w:t>
             </w:r>
@@ -2219,6 +2729,7 @@
             <w:r>
               <w:rPr>
                 <w:b/>
+                <w:i w:val="0"/>
               </w:rPr>
               <w:t>SOW lessons</w:t>
             </w:r>
@@ -2238,6 +2749,7 @@
             <w:r>
               <w:rPr>
                 <w:b/>
+                <w:i w:val="0"/>
               </w:rPr>
               <w:t>Teach from</w:t>
             </w:r>
@@ -2257,6 +2769,7 @@
             <w:r>
               <w:rPr>
                 <w:b/>
+                <w:i w:val="0"/>
               </w:rPr>
               <w:t>Practice / in-class</w:t>
             </w:r>
@@ -2276,6 +2789,7 @@
             <w:r>
               <w:rPr>
                 <w:b/>
+                <w:i w:val="0"/>
               </w:rPr>
               <w:t>Assessment</w:t>
             </w:r>
@@ -2290,6 +2804,10 @@
           <w:p>
             <w:r/>
             <w:r>
+              <w:rPr>
+                <w:b w:val="0"/>
+                <w:i w:val="0"/>
+              </w:rPr>
               <w:t>26</w:t>
             </w:r>
           </w:p>
@@ -2301,6 +2819,10 @@
           <w:p>
             <w:r/>
             <w:r>
+              <w:rPr>
+                <w:b w:val="0"/>
+                <w:i w:val="0"/>
+              </w:rPr>
               <w:t>PyGame; mock revision</w:t>
             </w:r>
           </w:p>
@@ -2312,6 +2834,10 @@
           <w:p>
             <w:r/>
             <w:r>
+              <w:rPr>
+                <w:b w:val="0"/>
+                <w:i w:val="0"/>
+              </w:rPr>
               <w:t>—</w:t>
             </w:r>
           </w:p>
@@ -2325,10 +2851,15 @@
             <w:r>
               <w:rPr>
                 <w:b/>
+                <w:i w:val="0"/>
               </w:rPr>
               <w:t>Mock Paper 1</w:t>
             </w:r>
             <w:r>
+              <w:rPr>
+                <w:b w:val="0"/>
+                <w:i w:val="0"/>
+              </w:rPr>
               <w:t xml:space="preserve"> timed; RAG tracker</w:t>
             </w:r>
           </w:p>
@@ -2350,6 +2881,10 @@
           <w:p>
             <w:r/>
             <w:r>
+              <w:rPr>
+                <w:b w:val="0"/>
+                <w:i w:val="0"/>
+              </w:rPr>
               <w:t>27</w:t>
             </w:r>
           </w:p>
@@ -2363,6 +2898,7 @@
             <w:r>
               <w:rPr>
                 <w:b/>
+                <w:i w:val="0"/>
               </w:rPr>
               <w:t>L6 mock week</w:t>
             </w:r>
@@ -2375,6 +2911,10 @@
           <w:p>
             <w:r/>
             <w:r>
+              <w:rPr>
+                <w:b w:val="0"/>
+                <w:i w:val="0"/>
+              </w:rPr>
               <w:t>—</w:t>
             </w:r>
           </w:p>
@@ -2386,6 +2926,10 @@
           <w:p>
             <w:r/>
             <w:r>
+              <w:rPr>
+                <w:b w:val="0"/>
+                <w:i w:val="0"/>
+              </w:rPr>
               <w:t>Mock Paper 1b; error logs</w:t>
             </w:r>
           </w:p>
@@ -2399,6 +2943,7 @@
             <w:r>
               <w:rPr>
                 <w:b/>
+                <w:i w:val="0"/>
               </w:rPr>
               <w:t>CAP5</w:t>
             </w:r>
@@ -2413,6 +2958,10 @@
           <w:p>
             <w:r/>
             <w:r>
+              <w:rPr>
+                <w:b w:val="0"/>
+                <w:i w:val="0"/>
+              </w:rPr>
               <w:t>28</w:t>
             </w:r>
           </w:p>
@@ -2424,6 +2973,10 @@
           <w:p>
             <w:r/>
             <w:r>
+              <w:rPr>
+                <w:b w:val="0"/>
+                <w:i w:val="0"/>
+              </w:rPr>
               <w:t>PyGame; mock feedback</w:t>
             </w:r>
           </w:p>
@@ -2435,6 +2988,10 @@
           <w:p>
             <w:r/>
             <w:r>
+              <w:rPr>
+                <w:b w:val="0"/>
+                <w:i w:val="0"/>
+              </w:rPr>
               <w:t>—</w:t>
             </w:r>
           </w:p>
@@ -2446,6 +3003,10 @@
           <w:p>
             <w:r/>
             <w:r>
+              <w:rPr>
+                <w:b w:val="0"/>
+                <w:i w:val="0"/>
+              </w:rPr>
               <w:t>Re-attempt weakest mock questions</w:t>
             </w:r>
           </w:p>
@@ -2457,6 +3018,10 @@
           <w:p>
             <w:r/>
             <w:r>
+              <w:rPr>
+                <w:b w:val="0"/>
+                <w:i w:val="0"/>
+              </w:rPr>
               <w:t>mock feedback</w:t>
             </w:r>
           </w:p>
@@ -2470,6 +3035,10 @@
           <w:p>
             <w:r/>
             <w:r>
+              <w:rPr>
+                <w:b w:val="0"/>
+                <w:i w:val="0"/>
+              </w:rPr>
               <w:t>29</w:t>
             </w:r>
           </w:p>
@@ -2481,6 +3050,10 @@
           <w:p>
             <w:r/>
             <w:r>
+              <w:rPr>
+                <w:b w:val="0"/>
+                <w:i w:val="0"/>
+              </w:rPr>
               <w:t>Mini-NEA: Analysis</w:t>
             </w:r>
           </w:p>
@@ -2492,6 +3065,10 @@
           <w:p>
             <w:r/>
             <w:r>
+              <w:rPr>
+                <w:b w:val="0"/>
+                <w:i w:val="0"/>
+              </w:rPr>
               <w:t>NEA guide</w:t>
             </w:r>
           </w:p>
@@ -2503,6 +3080,10 @@
           <w:p>
             <w:r/>
             <w:r>
+              <w:rPr>
+                <w:b w:val="0"/>
+                <w:i w:val="0"/>
+              </w:rPr>
               <w:t>Stakeholder, success criteria</w:t>
             </w:r>
           </w:p>
@@ -2515,6 +3096,7 @@
             <w:r/>
             <w:r>
               <w:rPr>
+                <w:b w:val="0"/>
                 <w:i/>
               </w:rPr>
               <w:t>CAP5 due 7 May</w:t>
@@ -2530,6 +3112,10 @@
           <w:p>
             <w:r/>
             <w:r>
+              <w:rPr>
+                <w:b w:val="0"/>
+                <w:i w:val="0"/>
+              </w:rPr>
               <w:t>30</w:t>
             </w:r>
           </w:p>
@@ -2541,6 +3127,10 @@
           <w:p>
             <w:r/>
             <w:r>
+              <w:rPr>
+                <w:b w:val="0"/>
+                <w:i w:val="0"/>
+              </w:rPr>
               <w:t>Mini-NEA: Analysis</w:t>
             </w:r>
           </w:p>
@@ -2552,6 +3142,10 @@
           <w:p>
             <w:r/>
             <w:r>
+              <w:rPr>
+                <w:b w:val="0"/>
+                <w:i w:val="0"/>
+              </w:rPr>
               <w:t>NEA guide</w:t>
             </w:r>
           </w:p>
@@ -2563,6 +3157,10 @@
           <w:p>
             <w:r/>
             <w:r>
+              <w:rPr>
+                <w:b w:val="0"/>
+                <w:i w:val="0"/>
+              </w:rPr>
               <w:t>Peer-review analyses</w:t>
             </w:r>
           </w:p>
@@ -2584,6 +3182,10 @@
           <w:p>
             <w:r/>
             <w:r>
+              <w:rPr>
+                <w:b w:val="0"/>
+                <w:i w:val="0"/>
+              </w:rPr>
               <w:t>31</w:t>
             </w:r>
           </w:p>
@@ -2595,6 +3197,10 @@
           <w:p>
             <w:r/>
             <w:r>
+              <w:rPr>
+                <w:b w:val="0"/>
+                <w:i w:val="0"/>
+              </w:rPr>
               <w:t>Mini-NEA: Design</w:t>
             </w:r>
           </w:p>
@@ -2606,6 +3212,10 @@
           <w:p>
             <w:r/>
             <w:r>
+              <w:rPr>
+                <w:b w:val="0"/>
+                <w:i w:val="0"/>
+              </w:rPr>
               <w:t>NEA guide</w:t>
             </w:r>
           </w:p>
@@ -2617,6 +3227,10 @@
           <w:p>
             <w:r/>
             <w:r>
+              <w:rPr>
+                <w:b w:val="0"/>
+                <w:i w:val="0"/>
+              </w:rPr>
               <w:t>Algorithms, data structures, test plan</w:t>
             </w:r>
           </w:p>
@@ -2638,6 +3252,10 @@
           <w:p>
             <w:r/>
             <w:r>
+              <w:rPr>
+                <w:b w:val="0"/>
+                <w:i w:val="0"/>
+              </w:rPr>
               <w:t>32</w:t>
             </w:r>
           </w:p>
@@ -2649,6 +3267,10 @@
           <w:p>
             <w:r/>
             <w:r>
+              <w:rPr>
+                <w:b w:val="0"/>
+                <w:i w:val="0"/>
+              </w:rPr>
               <w:t>Mini-NEA: Design</w:t>
             </w:r>
           </w:p>
@@ -2660,6 +3282,10 @@
           <w:p>
             <w:r/>
             <w:r>
+              <w:rPr>
+                <w:b w:val="0"/>
+                <w:i w:val="0"/>
+              </w:rPr>
               <w:t>NEA guide</w:t>
             </w:r>
           </w:p>
@@ -2671,6 +3297,10 @@
           <w:p>
             <w:r/>
             <w:r>
+              <w:rPr>
+                <w:b w:val="0"/>
+                <w:i w:val="0"/>
+              </w:rPr>
               <w:t>Test plan (boundary/erroneous data)</w:t>
             </w:r>
           </w:p>
@@ -2691,6 +3321,10 @@
         <w:pStyle w:val="Heading2"/>
       </w:pPr>
       <w:r>
+        <w:rPr>
+          <w:b w:val="0"/>
+          <w:i w:val="0"/>
+        </w:rPr>
         <w:t>Summer Term 2 — Mini-NEA build</w:t>
       </w:r>
     </w:p>
@@ -2722,6 +3356,7 @@
             <w:r>
               <w:rPr>
                 <w:b/>
+                <w:i w:val="0"/>
               </w:rPr>
               <w:t>Wk</w:t>
             </w:r>
@@ -2741,6 +3376,7 @@
             <w:r>
               <w:rPr>
                 <w:b/>
+                <w:i w:val="0"/>
               </w:rPr>
               <w:t>SOW lessons</w:t>
             </w:r>
@@ -2760,6 +3396,7 @@
             <w:r>
               <w:rPr>
                 <w:b/>
+                <w:i w:val="0"/>
               </w:rPr>
               <w:t>Teach from</w:t>
             </w:r>
@@ -2779,6 +3416,7 @@
             <w:r>
               <w:rPr>
                 <w:b/>
+                <w:i w:val="0"/>
               </w:rPr>
               <w:t>Practice / in-class</w:t>
             </w:r>
@@ -2798,6 +3436,7 @@
             <w:r>
               <w:rPr>
                 <w:b/>
+                <w:i w:val="0"/>
               </w:rPr>
               <w:t>Assessment</w:t>
             </w:r>
@@ -2812,6 +3451,10 @@
           <w:p>
             <w:r/>
             <w:r>
+              <w:rPr>
+                <w:b w:val="0"/>
+                <w:i w:val="0"/>
+              </w:rPr>
               <w:t>33</w:t>
             </w:r>
           </w:p>
@@ -2823,6 +3466,10 @@
           <w:p>
             <w:r/>
             <w:r>
+              <w:rPr>
+                <w:b w:val="0"/>
+                <w:i w:val="0"/>
+              </w:rPr>
               <w:t>Mini-NEA: Implementation</w:t>
             </w:r>
           </w:p>
@@ -2834,6 +3481,10 @@
           <w:p>
             <w:r/>
             <w:r>
+              <w:rPr>
+                <w:b w:val="0"/>
+                <w:i w:val="0"/>
+              </w:rPr>
               <w:t>NEA guide; Workbook 1 &amp; 2</w:t>
             </w:r>
           </w:p>
@@ -2845,6 +3496,10 @@
           <w:p>
             <w:r/>
             <w:r>
+              <w:rPr>
+                <w:b w:val="0"/>
+                <w:i w:val="0"/>
+              </w:rPr>
               <w:t>Iterative dev + testing evidence</w:t>
             </w:r>
           </w:p>
@@ -2866,6 +3521,10 @@
           <w:p>
             <w:r/>
             <w:r>
+              <w:rPr>
+                <w:b w:val="0"/>
+                <w:i w:val="0"/>
+              </w:rPr>
               <w:t>34</w:t>
             </w:r>
           </w:p>
@@ -2877,6 +3536,10 @@
           <w:p>
             <w:r/>
             <w:r>
+              <w:rPr>
+                <w:b w:val="0"/>
+                <w:i w:val="0"/>
+              </w:rPr>
               <w:t>Mini-NEA: Implementation (Review week)</w:t>
             </w:r>
           </w:p>
@@ -2888,6 +3551,10 @@
           <w:p>
             <w:r/>
             <w:r>
+              <w:rPr>
+                <w:b w:val="0"/>
+                <w:i w:val="0"/>
+              </w:rPr>
               <w:t>NEA guide</w:t>
             </w:r>
           </w:p>
@@ -2899,6 +3566,10 @@
           <w:p>
             <w:r/>
             <w:r>
+              <w:rPr>
+                <w:b w:val="0"/>
+                <w:i w:val="0"/>
+              </w:rPr>
               <w:t>Validation/robustness</w:t>
             </w:r>
           </w:p>
@@ -2920,6 +3591,10 @@
           <w:p>
             <w:r/>
             <w:r>
+              <w:rPr>
+                <w:b w:val="0"/>
+                <w:i w:val="0"/>
+              </w:rPr>
               <w:t>35</w:t>
             </w:r>
           </w:p>
@@ -2931,6 +3606,10 @@
           <w:p>
             <w:r/>
             <w:r>
+              <w:rPr>
+                <w:b w:val="0"/>
+                <w:i w:val="0"/>
+              </w:rPr>
               <w:t>Mini-NEA: Evaluation</w:t>
             </w:r>
           </w:p>
@@ -2942,6 +3621,10 @@
           <w:p>
             <w:r/>
             <w:r>
+              <w:rPr>
+                <w:b w:val="0"/>
+                <w:i w:val="0"/>
+              </w:rPr>
               <w:t>NEA guide</w:t>
             </w:r>
           </w:p>
@@ -2953,6 +3636,10 @@
           <w:p>
             <w:r/>
             <w:r>
+              <w:rPr>
+                <w:b w:val="0"/>
+                <w:i w:val="0"/>
+              </w:rPr>
               <w:t>Test vs success criteria</w:t>
             </w:r>
           </w:p>
@@ -2974,6 +3661,10 @@
           <w:p>
             <w:r/>
             <w:r>
+              <w:rPr>
+                <w:b w:val="0"/>
+                <w:i w:val="0"/>
+              </w:rPr>
               <w:t>36</w:t>
             </w:r>
           </w:p>
@@ -2985,6 +3676,10 @@
           <w:p>
             <w:r/>
             <w:r>
+              <w:rPr>
+                <w:b w:val="0"/>
+                <w:i w:val="0"/>
+              </w:rPr>
               <w:t>Mini-NEA: Evaluation</w:t>
             </w:r>
           </w:p>
@@ -2996,6 +3691,10 @@
           <w:p>
             <w:r/>
             <w:r>
+              <w:rPr>
+                <w:b w:val="0"/>
+                <w:i w:val="0"/>
+              </w:rPr>
               <w:t>NEA guide</w:t>
             </w:r>
           </w:p>
@@ -3007,6 +3706,10 @@
           <w:p>
             <w:r/>
             <w:r>
+              <w:rPr>
+                <w:b w:val="0"/>
+                <w:i w:val="0"/>
+              </w:rPr>
               <w:t>Improvements; reflect (VESPA)</w:t>
             </w:r>
           </w:p>
@@ -3034,57 +3737,91 @@
         <w:pStyle w:val="Heading3"/>
       </w:pPr>
       <w:r>
+        <w:rPr>
+          <w:b w:val="0"/>
+          <w:i w:val="0"/>
+        </w:rPr>
         <w:t>Using the markbook</w:t>
       </w:r>
     </w:p>
     <w:p>
       <w:r>
+        <w:rPr>
+          <w:b w:val="0"/>
+          <w:i w:val="0"/>
+        </w:rPr>
         <w:t xml:space="preserve">Record each </w:t>
       </w:r>
       <w:r>
         <w:rPr>
           <w:b/>
+          <w:i w:val="0"/>
         </w:rPr>
         <w:t>KA1–8</w:t>
       </w:r>
       <w:r>
+        <w:rPr>
+          <w:b w:val="0"/>
+          <w:i w:val="0"/>
+        </w:rPr>
         <w:t xml:space="preserve"> and </w:t>
       </w:r>
       <w:r>
         <w:rPr>
           <w:b/>
+          <w:i w:val="0"/>
         </w:rPr>
         <w:t>CAP1–5</w:t>
       </w:r>
       <w:r>
+        <w:rPr>
+          <w:b w:val="0"/>
+          <w:i w:val="0"/>
+        </w:rPr>
         <w:t xml:space="preserve"> result in </w:t>
       </w:r>
       <w:r>
         <w:rPr>
           <w:rFonts w:ascii="Consolas" w:hAnsi="Consolas"/>
+          <w:b w:val="0"/>
+          <w:i w:val="0"/>
           <w:sz w:val="19"/>
         </w:rPr>
         <w:t>H446-Markbook.xlsx</w:t>
       </w:r>
       <w:r>
+        <w:rPr>
+          <w:b w:val="0"/>
+          <w:i w:val="0"/>
+        </w:rPr>
         <w:t xml:space="preserve">: enter the max mark in the yellow row, type raw marks, and the sheet auto-calculates each student's percentage, </w:t>
       </w:r>
       <w:r>
         <w:rPr>
           <w:b/>
+          <w:i w:val="0"/>
         </w:rPr>
         <w:t>grade</w:t>
       </w:r>
       <w:r>
+        <w:rPr>
+          <w:b w:val="0"/>
+          <w:i w:val="0"/>
+        </w:rPr>
         <w:t xml:space="preserve"> (against editable boundaries) and the </w:t>
       </w:r>
       <w:r>
         <w:rPr>
           <w:b/>
+          <w:i w:val="0"/>
         </w:rPr>
         <w:t>class average</w:t>
       </w:r>
       <w:r>
+        <w:rPr>
+          <w:b w:val="0"/>
+          <w:i w:val="0"/>
+        </w:rPr>
         <w:t xml:space="preserve"> per assessment — with RAG colour. Use it at each feedback lesson to target intervention.</w:t>
       </w:r>
     </w:p>
